--- a/scripts/sesion01_guion_tomas.docx
+++ b/scripts/sesion01_guion_tomas.docx
@@ -119,12 +119,6 @@
         <w:gridCol w:w="7560"/>
       </w:tblGrid>
       <w:tr>
-        <w:tblPrEx>
-          <w:tblCellMar>
-            <w:top w:w="0" w:type="dxa"/>
-            <w:bottom w:w="0" w:type="dxa"/>
-          </w:tblCellMar>
-        </w:tblPrEx>
         <w:tc>
           <w:tcPr>
             <w:tcW w:w="1800" w:type="dxa"/>
@@ -185,12 +179,6 @@
         </w:tc>
       </w:tr>
       <w:tr>
-        <w:tblPrEx>
-          <w:tblCellMar>
-            <w:top w:w="0" w:type="dxa"/>
-            <w:bottom w:w="0" w:type="dxa"/>
-          </w:tblCellMar>
-        </w:tblPrEx>
         <w:tc>
           <w:tcPr>
             <w:tcW w:w="1800" w:type="dxa"/>
@@ -251,12 +239,6 @@
         </w:tc>
       </w:tr>
       <w:tr>
-        <w:tblPrEx>
-          <w:tblCellMar>
-            <w:top w:w="0" w:type="dxa"/>
-            <w:bottom w:w="0" w:type="dxa"/>
-          </w:tblCellMar>
-        </w:tblPrEx>
         <w:tc>
           <w:tcPr>
             <w:tcW w:w="1800" w:type="dxa"/>
@@ -543,25 +525,89 @@
                 <w:iCs/>
                 <w:color w:val="2C2C2A"/>
               </w:rPr>
-              <w:t>Oye, antes de empezar — abre TikTok ahorita mismo.</w:t>
-            </w:r>
-          </w:p>
-          <w:p>
-            <w:pPr>
-              <w:spacing w:after="120"/>
-            </w:pPr>
-          </w:p>
-          <w:p>
-            <w:pPr>
-              <w:spacing w:after="120"/>
-            </w:pPr>
+              <w:t>A</w:t>
+            </w:r>
             <w:r>
               <w:rPr>
                 <w:i/>
                 <w:iCs/>
                 <w:color w:val="2C2C2A"/>
               </w:rPr>
-              <w:t>En serio. El primer video que ves, ese primer audio, no lo eligió un editor. Lo eligió una inteligencia artificial. Lleva semanas observándote: cuánto tiempo te quedas en cada video, qué pausas, cuándo deslizas rápido.</w:t>
+              <w:t>ntes de empezar — abre TikTok</w:t>
+            </w:r>
+            <w:r>
+              <w:rPr>
+                <w:i/>
+                <w:iCs/>
+                <w:color w:val="2C2C2A"/>
+              </w:rPr>
+              <w:t>.</w:t>
+            </w:r>
+          </w:p>
+          <w:p>
+            <w:pPr>
+              <w:spacing w:after="120"/>
+            </w:pPr>
+          </w:p>
+          <w:p>
+            <w:pPr>
+              <w:spacing w:after="120"/>
+            </w:pPr>
+            <w:r>
+              <w:rPr>
+                <w:i/>
+                <w:iCs/>
+                <w:color w:val="2C2C2A"/>
+              </w:rPr>
+              <w:t>El primer video que ves, ese primer audio, no lo eligió un editor</w:t>
+            </w:r>
+            <w:r>
+              <w:rPr>
+                <w:i/>
+                <w:iCs/>
+                <w:color w:val="2C2C2A"/>
+              </w:rPr>
+              <w:t>: l</w:t>
+            </w:r>
+            <w:r>
+              <w:rPr>
+                <w:i/>
+                <w:iCs/>
+                <w:color w:val="2C2C2A"/>
+              </w:rPr>
+              <w:t xml:space="preserve">o eligió una </w:t>
+            </w:r>
+            <w:r>
+              <w:rPr>
+                <w:i/>
+                <w:iCs/>
+                <w:color w:val="2C2C2A"/>
+              </w:rPr>
+              <w:t>I</w:t>
+            </w:r>
+            <w:r>
+              <w:rPr>
+                <w:i/>
+                <w:iCs/>
+                <w:color w:val="2C2C2A"/>
+              </w:rPr>
+              <w:t xml:space="preserve">nteligencia </w:t>
+            </w:r>
+            <w:r>
+              <w:rPr>
+                <w:i/>
+                <w:iCs/>
+                <w:color w:val="2C2C2A"/>
+              </w:rPr>
+              <w:t>A</w:t>
+            </w:r>
+            <w:r>
+              <w:rPr>
+                <w:i/>
+                <w:iCs/>
+                <w:color w:val="2C2C2A"/>
+              </w:rPr>
+              <w:t>rtificial. Lleva semanas observándote: cuánto tiempo te quedas en cada video, qué pausas, cuándo deslizas rápido.</w:t>
             </w:r>
           </w:p>
           <w:p>
@@ -3841,12 +3887,6 @@
         <w:gridCol w:w="1200"/>
       </w:tblGrid>
       <w:tr>
-        <w:tblPrEx>
-          <w:tblCellMar>
-            <w:top w:w="0" w:type="dxa"/>
-            <w:bottom w:w="0" w:type="dxa"/>
-          </w:tblCellMar>
-        </w:tblPrEx>
         <w:tc>
           <w:tcPr>
             <w:tcW w:w="800" w:type="dxa"/>
@@ -3945,12 +3985,6 @@
         </w:tc>
       </w:tr>
       <w:tr>
-        <w:tblPrEx>
-          <w:tblCellMar>
-            <w:top w:w="0" w:type="dxa"/>
-            <w:bottom w:w="0" w:type="dxa"/>
-          </w:tblCellMar>
-        </w:tblPrEx>
         <w:tc>
           <w:tcPr>
             <w:tcW w:w="800" w:type="dxa"/>
@@ -4045,12 +4079,6 @@
         </w:tc>
       </w:tr>
       <w:tr>
-        <w:tblPrEx>
-          <w:tblCellMar>
-            <w:top w:w="0" w:type="dxa"/>
-            <w:bottom w:w="0" w:type="dxa"/>
-          </w:tblCellMar>
-        </w:tblPrEx>
         <w:tc>
           <w:tcPr>
             <w:tcW w:w="800" w:type="dxa"/>
@@ -4145,12 +4173,6 @@
         </w:tc>
       </w:tr>
       <w:tr>
-        <w:tblPrEx>
-          <w:tblCellMar>
-            <w:top w:w="0" w:type="dxa"/>
-            <w:bottom w:w="0" w:type="dxa"/>
-          </w:tblCellMar>
-        </w:tblPrEx>
         <w:tc>
           <w:tcPr>
             <w:tcW w:w="800" w:type="dxa"/>
@@ -4245,12 +4267,6 @@
         </w:tc>
       </w:tr>
       <w:tr>
-        <w:tblPrEx>
-          <w:tblCellMar>
-            <w:top w:w="0" w:type="dxa"/>
-            <w:bottom w:w="0" w:type="dxa"/>
-          </w:tblCellMar>
-        </w:tblPrEx>
         <w:tc>
           <w:tcPr>
             <w:tcW w:w="800" w:type="dxa"/>
@@ -4345,12 +4361,6 @@
         </w:tc>
       </w:tr>
       <w:tr>
-        <w:tblPrEx>
-          <w:tblCellMar>
-            <w:top w:w="0" w:type="dxa"/>
-            <w:bottom w:w="0" w:type="dxa"/>
-          </w:tblCellMar>
-        </w:tblPrEx>
         <w:tc>
           <w:tcPr>
             <w:tcW w:w="800" w:type="dxa"/>
@@ -4445,12 +4455,6 @@
         </w:tc>
       </w:tr>
       <w:tr>
-        <w:tblPrEx>
-          <w:tblCellMar>
-            <w:top w:w="0" w:type="dxa"/>
-            <w:bottom w:w="0" w:type="dxa"/>
-          </w:tblCellMar>
-        </w:tblPrEx>
         <w:tc>
           <w:tcPr>
             <w:tcW w:w="800" w:type="dxa"/>
@@ -4634,12 +4638,6 @@
         </w:tc>
       </w:tr>
       <w:tr>
-        <w:tblPrEx>
-          <w:tblCellMar>
-            <w:top w:w="0" w:type="dxa"/>
-            <w:bottom w:w="0" w:type="dxa"/>
-          </w:tblCellMar>
-        </w:tblPrEx>
         <w:tc>
           <w:tcPr>
             <w:tcW w:w="800" w:type="dxa"/>
@@ -4862,12 +4860,6 @@
         </w:tc>
       </w:tr>
       <w:tr>
-        <w:tblPrEx>
-          <w:tblCellMar>
-            <w:top w:w="0" w:type="dxa"/>
-            <w:bottom w:w="0" w:type="dxa"/>
-          </w:tblCellMar>
-        </w:tblPrEx>
         <w:tc>
           <w:tcPr>
             <w:tcW w:w="800" w:type="dxa"/>
@@ -4962,12 +4954,6 @@
         </w:tc>
       </w:tr>
       <w:tr>
-        <w:tblPrEx>
-          <w:tblCellMar>
-            <w:top w:w="0" w:type="dxa"/>
-            <w:bottom w:w="0" w:type="dxa"/>
-          </w:tblCellMar>
-        </w:tblPrEx>
         <w:tc>
           <w:tcPr>
             <w:tcW w:w="800" w:type="dxa"/>
@@ -5062,12 +5048,6 @@
         </w:tc>
       </w:tr>
       <w:tr>
-        <w:tblPrEx>
-          <w:tblCellMar>
-            <w:top w:w="0" w:type="dxa"/>
-            <w:bottom w:w="0" w:type="dxa"/>
-          </w:tblCellMar>
-        </w:tblPrEx>
         <w:tc>
           <w:tcPr>
             <w:tcW w:w="800" w:type="dxa"/>
@@ -5162,12 +5142,6 @@
         </w:tc>
       </w:tr>
       <w:tr>
-        <w:tblPrEx>
-          <w:tblCellMar>
-            <w:top w:w="0" w:type="dxa"/>
-            <w:bottom w:w="0" w:type="dxa"/>
-          </w:tblCellMar>
-        </w:tblPrEx>
         <w:tc>
           <w:tcPr>
             <w:tcW w:w="800" w:type="dxa"/>

--- a/scripts/sesion01_guion_tomas.docx
+++ b/scripts/sesion01_guion_tomas.docx
@@ -607,7 +607,55 @@
                 <w:iCs/>
                 <w:color w:val="2C2C2A"/>
               </w:rPr>
-              <w:t>rtificial. Lleva semanas observándote: cuánto tiempo te quedas en cada video, qué pausas, cuándo deslizas rápido.</w:t>
+              <w:t xml:space="preserve">rtificial. Lleva semanas observándote: cuánto tiempo te quedas en cada video, </w:t>
+            </w:r>
+            <w:r>
+              <w:rPr>
+                <w:i/>
+                <w:iCs/>
+                <w:color w:val="2C2C2A"/>
+              </w:rPr>
+              <w:t xml:space="preserve">dónde haces </w:t>
+            </w:r>
+            <w:r>
+              <w:rPr>
+                <w:i/>
+                <w:iCs/>
+                <w:color w:val="2C2C2A"/>
+              </w:rPr>
+              <w:t>pausa</w:t>
+            </w:r>
+            <w:r>
+              <w:rPr>
+                <w:i/>
+                <w:iCs/>
+                <w:color w:val="2C2C2A"/>
+              </w:rPr>
+              <w:t xml:space="preserve"> y</w:t>
+            </w:r>
+            <w:r>
+              <w:rPr>
+                <w:i/>
+                <w:iCs/>
+                <w:color w:val="2C2C2A"/>
+              </w:rPr>
+              <w:t xml:space="preserve"> cuándo deslizas</w:t>
+            </w:r>
+            <w:r>
+              <w:rPr>
+                <w:i/>
+                <w:iCs/>
+                <w:color w:val="2C2C2A"/>
+              </w:rPr>
+              <w:t xml:space="preserve"> más</w:t>
+            </w:r>
+            <w:r>
+              <w:rPr>
+                <w:i/>
+                <w:iCs/>
+                <w:color w:val="2C2C2A"/>
+              </w:rPr>
+              <w:t xml:space="preserve"> rápido.</w:t>
             </w:r>
           </w:p>
           <w:p>
@@ -658,7 +706,39 @@
                 <w:iCs/>
                 <w:color w:val="2C2C2A"/>
               </w:rPr>
-              <w:t>Eso es lo que vamos a ver hoy. Empezamos con la pregunta más básica: ¿qué es la inteligencia artificial?</w:t>
+              <w:t xml:space="preserve">Eso es lo que vamos a ver hoy. Empezamos con la pregunta más básica: ¿qué es la </w:t>
+            </w:r>
+            <w:r>
+              <w:rPr>
+                <w:i/>
+                <w:iCs/>
+                <w:color w:val="2C2C2A"/>
+              </w:rPr>
+              <w:t>I</w:t>
+            </w:r>
+            <w:r>
+              <w:rPr>
+                <w:i/>
+                <w:iCs/>
+                <w:color w:val="2C2C2A"/>
+              </w:rPr>
+              <w:t xml:space="preserve">nteligencia </w:t>
+            </w:r>
+            <w:r>
+              <w:rPr>
+                <w:i/>
+                <w:iCs/>
+                <w:color w:val="2C2C2A"/>
+              </w:rPr>
+              <w:t>A</w:t>
+            </w:r>
+            <w:r>
+              <w:rPr>
+                <w:i/>
+                <w:iCs/>
+                <w:color w:val="2C2C2A"/>
+              </w:rPr>
+              <w:t>rtificial?</w:t>
             </w:r>
           </w:p>
         </w:tc>
